--- a/RapportBrouillon.docx
+++ b/RapportBrouillon.docx
@@ -1012,6 +1012,11 @@
     </w:p>
     <w:p>
       <w:r>
+        <w:t>Hypothèse #1 :</w:t>
+      </w:r>
+    </w:p>
+    <w:p>
+      <w:r>
         <w:t xml:space="preserve">"Augmenter les </w:t>
       </w:r>
       <w:proofErr w:type="spellStart"/>
@@ -1020,7 +1025,10 @@
       </w:r>
       <w:proofErr w:type="spellEnd"/>
       <w:r>
-        <w:t xml:space="preserve"> (HPA) double les RPS sans dépasser 200ms de </w:t>
+        <w:t xml:space="preserve"> (HPA) double les RPS sans dé</w:t>
+      </w:r>
+      <w:r>
+        <w:t xml:space="preserve">passer 200ms de </w:t>
       </w:r>
       <w:proofErr w:type="spellStart"/>
       <w:r>
@@ -1028,7 +1036,20 @@
       </w:r>
       <w:proofErr w:type="spellEnd"/>
       <w:r>
-        <w:t xml:space="preserve"> time.","Mise à l'échelle horizontale répartit la charge sur plus de </w:t>
+        <w:t xml:space="preserve"> time."</w:t>
+      </w:r>
+    </w:p>
+    <w:p>
+      <w:r>
+        <w:t>Résultat attendu :</w:t>
+      </w:r>
+    </w:p>
+    <w:p>
+      <w:r>
+        <w:t>"Mise à l'échelle horizontale répart</w:t>
+      </w:r>
+      <w:r>
+        <w:t xml:space="preserve">it la charge sur plus de </w:t>
       </w:r>
       <w:proofErr w:type="spellStart"/>
       <w:r>
@@ -1036,7 +1057,25 @@
       </w:r>
       <w:proofErr w:type="spellEnd"/>
       <w:r>
-        <w:t>.","'+50-100% RPS."</w:t>
+        <w:t>."</w:t>
+      </w:r>
+    </w:p>
+    <w:p>
+      <w:r>
+        <w:t>Observations :</w:t>
+      </w:r>
+    </w:p>
+    <w:p>
+      <w:r>
+        <w:t>"'+50-100% RPS."</w:t>
+      </w:r>
+    </w:p>
+    <w:p/>
+    <w:p/>
+    <w:p>
+      <w:r>
+        <w:lastRenderedPageBreak/>
+        <w:t>Hypothèse #2 :</w:t>
       </w:r>
     </w:p>
     <w:p>
@@ -1061,7 +1100,10 @@
       </w:r>
       <w:proofErr w:type="spellStart"/>
       <w:r>
-        <w:t>requests</w:t>
+        <w:t>reques</w:t>
+      </w:r>
+      <w:r>
+        <w:t>ts</w:t>
       </w:r>
       <w:proofErr w:type="spellEnd"/>
       <w:r>
@@ -1073,23 +1115,49 @@
       </w:r>
       <w:proofErr w:type="spellEnd"/>
       <w:r>
-        <w:t xml:space="preserve">) réduit les goulots.","Évite le </w:t>
-      </w:r>
-      <w:proofErr w:type="spellStart"/>
-      <w:r>
-        <w:t>throttling</w:t>
-      </w:r>
-      <w:proofErr w:type="spellEnd"/>
+        <w:t>) réduit les goulots."</w:t>
+      </w:r>
       <w:r>
         <w:t xml:space="preserve"> </w:t>
       </w:r>
+    </w:p>
+    <w:p>
+      <w:r>
+        <w:t>Résultat attendu :</w:t>
+      </w:r>
+    </w:p>
+    <w:p>
+      <w:r>
+        <w:t xml:space="preserve">"Évite le </w:t>
+      </w:r>
+      <w:proofErr w:type="spellStart"/>
+      <w:r>
+        <w:t>throttl</w:t>
+      </w:r>
+      <w:r>
+        <w:t>ing</w:t>
+      </w:r>
+      <w:proofErr w:type="spellEnd"/>
+      <w:r>
+        <w:t xml:space="preserve"> </w:t>
+      </w:r>
       <w:proofErr w:type="spellStart"/>
       <w:r>
         <w:t>Kubernetes</w:t>
       </w:r>
       <w:proofErr w:type="spellEnd"/>
       <w:r>
-        <w:t xml:space="preserve"> sur ressources.","</w:t>
+        <w:t xml:space="preserve"> sur ressources."</w:t>
+      </w:r>
+    </w:p>
+    <w:p>
+      <w:r>
+        <w:t>Observations :</w:t>
+      </w:r>
+    </w:p>
+    <w:p>
+      <w:r>
+        <w:t>"</w:t>
       </w:r>
       <w:proofErr w:type="spellStart"/>
       <w:r>
@@ -1102,15 +1170,53 @@
     </w:p>
     <w:p>
       <w:r>
-        <w:t xml:space="preserve">"Utiliser des volumes persistants accélère les I/O vs. </w:t>
-      </w:r>
-      <w:proofErr w:type="spellStart"/>
+        <w:t>Hypothèse #3 :</w:t>
+      </w:r>
+    </w:p>
+    <w:p>
+      <w:r>
+        <w:t xml:space="preserve">"Utiliser des volumes persistants </w:t>
+      </w:r>
+      <w:r>
+        <w:t xml:space="preserve">accélère les I/O vs. </w:t>
+      </w:r>
+      <w:proofErr w:type="spellStart"/>
+      <w:proofErr w:type="gramStart"/>
       <w:r>
         <w:t>emptyDir</w:t>
       </w:r>
       <w:proofErr w:type="spellEnd"/>
-      <w:r>
-        <w:t>.","Persistance réduit les latences disque.","'-20% temps I/O."</w:t>
+      <w:proofErr w:type="gramEnd"/>
+      <w:r>
+        <w:t>."</w:t>
+      </w:r>
+    </w:p>
+    <w:p>
+      <w:r>
+        <w:t>Résultat attendu :</w:t>
+      </w:r>
+    </w:p>
+    <w:p>
+      <w:r>
+        <w:t>"Persistance réduit les latenc</w:t>
+      </w:r>
+      <w:r>
+        <w:t>es disque."</w:t>
+      </w:r>
+    </w:p>
+    <w:p>
+      <w:r>
+        <w:t>Observations :</w:t>
+      </w:r>
+    </w:p>
+    <w:p>
+      <w:r>
+        <w:t>"'-20% temps I/O."</w:t>
+      </w:r>
+    </w:p>
+    <w:p>
+      <w:r>
+        <w:t>Hypothèse #5 :</w:t>
       </w:r>
     </w:p>
     <w:p>
@@ -1119,7 +1225,10 @@
       </w:r>
       <w:proofErr w:type="spellStart"/>
       <w:r>
-        <w:t>NodePort</w:t>
+        <w:t>Nod</w:t>
+      </w:r>
+      <w:r>
+        <w:t>ePort</w:t>
       </w:r>
       <w:proofErr w:type="spellEnd"/>
       <w:r>
@@ -1139,7 +1248,20 @@
       </w:r>
       <w:proofErr w:type="spellEnd"/>
       <w:r>
-        <w:t xml:space="preserve">.","Meilleure accessibilité réseau sous </w:t>
+        <w:t>."</w:t>
+      </w:r>
+    </w:p>
+    <w:p>
+      <w:r>
+        <w:t>Résultat attendu :</w:t>
+      </w:r>
+    </w:p>
+    <w:p>
+      <w:r>
+        <w:t>"Meilleure acces</w:t>
+      </w:r>
+      <w:r>
+        <w:t xml:space="preserve">sibilité réseau sous </w:t>
       </w:r>
       <w:proofErr w:type="spellStart"/>
       <w:r>
@@ -1147,12 +1269,43 @@
       </w:r>
       <w:proofErr w:type="spellEnd"/>
       <w:r>
-        <w:t>.","'+10-20% RPS max."</w:t>
-      </w:r>
-    </w:p>
-    <w:p>
-      <w:r>
-        <w:t xml:space="preserve">"Secrets pour config sensible évite fuites sans impact perf.","Sécurise sans </w:t>
+        <w:t>."</w:t>
+      </w:r>
+    </w:p>
+    <w:p>
+      <w:r>
+        <w:t>Observations :</w:t>
+      </w:r>
+    </w:p>
+    <w:p>
+      <w:r>
+        <w:t>"'+10-20% RPS max."</w:t>
+      </w:r>
+    </w:p>
+    <w:p>
+      <w:r>
+        <w:t>Hypothèse #5 :</w:t>
+      </w:r>
+    </w:p>
+    <w:p>
+      <w:r>
+        <w:t xml:space="preserve">"Secrets pour config sensible </w:t>
+      </w:r>
+      <w:r>
+        <w:t>évite fuites sans impact perf."</w:t>
+      </w:r>
+    </w:p>
+    <w:p>
+      <w:r>
+        <w:t>Résultat attendu :</w:t>
+      </w:r>
+    </w:p>
+    <w:p>
+      <w:r>
+        <w:t>"S</w:t>
+      </w:r>
+      <w:r>
+        <w:t xml:space="preserve">écurise sans </w:t>
       </w:r>
       <w:proofErr w:type="spellStart"/>
       <w:r>
@@ -1160,12 +1313,28 @@
       </w:r>
       <w:proofErr w:type="spellEnd"/>
       <w:r>
-        <w:t xml:space="preserve"> notable.","RPS stable."</w:t>
-      </w:r>
-    </w:p>
+        <w:t xml:space="preserve"> notable."</w:t>
+      </w:r>
+    </w:p>
+    <w:p>
+      <w:r>
+        <w:t>Observations :</w:t>
+      </w:r>
+    </w:p>
+    <w:p>
+      <w:r>
+        <w:t>"RPS stable."</w:t>
+      </w:r>
+    </w:p>
+    <w:p/>
     <w:p>
       <w:r>
         <w:lastRenderedPageBreak/>
+        <w:t>Hypothèse #6 :</w:t>
+      </w:r>
+    </w:p>
+    <w:p>
+      <w:r>
         <w:t>"</w:t>
       </w:r>
       <w:proofErr w:type="spellStart"/>
@@ -1182,7 +1351,38 @@
       </w:r>
       <w:proofErr w:type="spellEnd"/>
       <w:r>
-        <w:t xml:space="preserve"> améliore monitoring sans baisse RPS.","Déploiement par nœud pour observabilité.","Pas de chute &gt;5%."</w:t>
+        <w:t xml:space="preserve"> amélio</w:t>
+      </w:r>
+      <w:r>
+        <w:t>re monitoring sans baisse RPS."</w:t>
+      </w:r>
+    </w:p>
+    <w:p>
+      <w:r>
+        <w:t>Résultat attendu :</w:t>
+      </w:r>
+    </w:p>
+    <w:p>
+      <w:r>
+        <w:t>"Déploiemen</w:t>
+      </w:r>
+      <w:r>
+        <w:t>t par nœud pour observabilité."</w:t>
+      </w:r>
+    </w:p>
+    <w:p>
+      <w:r>
+        <w:t>Observations :</w:t>
+      </w:r>
+    </w:p>
+    <w:p>
+      <w:r>
+        <w:t>"Pas de chute &gt;5%."</w:t>
+      </w:r>
+    </w:p>
+    <w:p>
+      <w:r>
+        <w:t>Hypothèse #7 :</w:t>
       </w:r>
     </w:p>
     <w:p>
@@ -1195,12 +1395,54 @@
       </w:r>
       <w:proofErr w:type="spellEnd"/>
       <w:r>
-        <w:t xml:space="preserve"> vertical (VPA) optimise vs. fixe.","Ajuste dynamiquement ressources.","'+30% capacité max."</w:t>
-      </w:r>
-    </w:p>
-    <w:p>
-      <w:r>
-        <w:t xml:space="preserve">"Optimiser image Docker (multi-stage) réduit cold </w:t>
+        <w:t xml:space="preserve"> ver</w:t>
+      </w:r>
+      <w:r>
+        <w:t xml:space="preserve">tical (VPA) optimise vs. </w:t>
+      </w:r>
+      <w:proofErr w:type="gramStart"/>
+      <w:r>
+        <w:t>fixe</w:t>
+      </w:r>
+      <w:proofErr w:type="gramEnd"/>
+      <w:r>
+        <w:t>."</w:t>
+      </w:r>
+    </w:p>
+    <w:p>
+      <w:r>
+        <w:t>Résultat attendu :</w:t>
+      </w:r>
+    </w:p>
+    <w:p>
+      <w:r>
+        <w:t>"Aj</w:t>
+      </w:r>
+      <w:r>
+        <w:t>uste dynamiquement ressources."</w:t>
+      </w:r>
+    </w:p>
+    <w:p>
+      <w:r>
+        <w:t>Observations :</w:t>
+      </w:r>
+    </w:p>
+    <w:p>
+      <w:r>
+        <w:t>"'+30% capacité max."</w:t>
+      </w:r>
+    </w:p>
+    <w:p>
+      <w:r>
+        <w:t>Hypothèse #8 :</w:t>
+      </w:r>
+    </w:p>
+    <w:p>
+      <w:r>
+        <w:t>"Optimiser image Docker (mu</w:t>
+      </w:r>
+      <w:r>
+        <w:t xml:space="preserve">lti-stage) réduit cold </w:t>
       </w:r>
       <w:proofErr w:type="spellStart"/>
       <w:r>
@@ -1208,7 +1450,20 @@
       </w:r>
       <w:proofErr w:type="spellEnd"/>
       <w:r>
-        <w:t xml:space="preserve">.","Moins de taille = démarrage </w:t>
+        <w:t>."</w:t>
+      </w:r>
+    </w:p>
+    <w:p>
+      <w:r>
+        <w:t>Résultat attendu :</w:t>
+      </w:r>
+    </w:p>
+    <w:p>
+      <w:r>
+        <w:t>"Moins de taille</w:t>
+      </w:r>
+      <w:r>
+        <w:t xml:space="preserve"> = démarrage </w:t>
       </w:r>
       <w:proofErr w:type="spellStart"/>
       <w:r>
@@ -1216,15 +1471,35 @@
       </w:r>
       <w:proofErr w:type="spellEnd"/>
       <w:r>
-        <w:t xml:space="preserve"> plus rapide.","'-50ms </w:t>
-      </w:r>
-      <w:proofErr w:type="spellStart"/>
-      <w:r>
-        <w:t>pod</w:t>
-      </w:r>
-      <w:proofErr w:type="spellEnd"/>
-      <w:r>
-        <w:t xml:space="preserve"> startup."</w:t>
+        <w:t xml:space="preserve"> plus rapide."</w:t>
+      </w:r>
+    </w:p>
+    <w:p>
+      <w:pPr>
+        <w:rPr>
+          <w:lang w:val="en-US"/>
+        </w:rPr>
+      </w:pPr>
+      <w:proofErr w:type="gramStart"/>
+      <w:r>
+        <w:rPr>
+          <w:lang w:val="en-US"/>
+        </w:rPr>
+        <w:t>Observations :</w:t>
+      </w:r>
+      <w:proofErr w:type="gramEnd"/>
+    </w:p>
+    <w:p>
+      <w:pPr>
+        <w:rPr>
+          <w:lang w:val="en-US"/>
+        </w:rPr>
+      </w:pPr>
+      <w:r>
+        <w:rPr>
+          <w:lang w:val="en-US"/>
+        </w:rPr>
+        <w:t>"'-50ms pod startup."</w:t>
       </w:r>
     </w:p>
     <w:sectPr>

--- a/RapportBrouillon.docx
+++ b/RapportBrouillon.docx
@@ -44,13 +44,13 @@
         <w:tblLook w:val="04A0"/>
       </w:tblPr>
       <w:tblGrid>
-        <w:gridCol w:w="1644"/>
+        <w:gridCol w:w="1612"/>
+        <w:gridCol w:w="1224"/>
+        <w:gridCol w:w="1263"/>
+        <w:gridCol w:w="1185"/>
         <w:gridCol w:w="1262"/>
-        <w:gridCol w:w="1295"/>
-        <w:gridCol w:w="1230"/>
-        <w:gridCol w:w="1294"/>
-        <w:gridCol w:w="1314"/>
-        <w:gridCol w:w="1459"/>
+        <w:gridCol w:w="1286"/>
+        <w:gridCol w:w="1666"/>
       </w:tblGrid>
       <w:tr>
         <w:trPr>
@@ -223,43 +223,79 @@
           <w:tcPr>
             <w:tcW w:w="1644" w:type="dxa"/>
           </w:tcPr>
-          <w:p/>
+          <w:p>
+            <w:r>
+              <w:t>Hypothèse #1</w:t>
+            </w:r>
+          </w:p>
         </w:tc>
         <w:tc>
           <w:tcPr>
             <w:tcW w:w="1262" w:type="dxa"/>
           </w:tcPr>
-          <w:p/>
+          <w:p>
+            <w:r>
+              <w:t>30</w:t>
+            </w:r>
+          </w:p>
         </w:tc>
         <w:tc>
           <w:tcPr>
             <w:tcW w:w="1295" w:type="dxa"/>
           </w:tcPr>
-          <w:p/>
+          <w:p>
+            <w:r>
+              <w:t>460</w:t>
+            </w:r>
+          </w:p>
         </w:tc>
         <w:tc>
           <w:tcPr>
             <w:tcW w:w="1230" w:type="dxa"/>
           </w:tcPr>
-          <w:p/>
+          <w:p>
+            <w:r>
+              <w:t>492</w:t>
+            </w:r>
+          </w:p>
         </w:tc>
         <w:tc>
           <w:tcPr>
             <w:tcW w:w="1294" w:type="dxa"/>
           </w:tcPr>
-          <w:p/>
+          <w:p>
+            <w:r>
+              <w:t>90</w:t>
+            </w:r>
+          </w:p>
         </w:tc>
         <w:tc>
           <w:tcPr>
             <w:tcW w:w="1314" w:type="dxa"/>
           </w:tcPr>
-          <w:p/>
+          <w:p>
+            <w:r>
+              <w:t>0%</w:t>
+            </w:r>
+          </w:p>
         </w:tc>
         <w:tc>
           <w:tcPr>
             <w:tcW w:w="1459" w:type="dxa"/>
           </w:tcPr>
-          <w:p/>
+          <w:p>
+            <w:r>
+              <w:t xml:space="preserve">Max 8 </w:t>
+            </w:r>
+            <w:proofErr w:type="spellStart"/>
+            <w:r>
+              <w:t>pods</w:t>
+            </w:r>
+            <w:proofErr w:type="spellEnd"/>
+            <w:r>
+              <w:t xml:space="preserve"> ouverts, RPS beaucoup plus stable.</w:t>
+            </w:r>
+          </w:p>
         </w:tc>
       </w:tr>
       <w:tr>
@@ -270,43 +306,74 @@
           <w:tcPr>
             <w:tcW w:w="1644" w:type="dxa"/>
           </w:tcPr>
-          <w:p/>
+          <w:p>
+            <w:r>
+              <w:t>Hypothèse #2</w:t>
+            </w:r>
+          </w:p>
         </w:tc>
         <w:tc>
           <w:tcPr>
             <w:tcW w:w="1262" w:type="dxa"/>
           </w:tcPr>
-          <w:p/>
+          <w:p>
+            <w:r>
+              <w:t>30</w:t>
+            </w:r>
+          </w:p>
         </w:tc>
         <w:tc>
           <w:tcPr>
             <w:tcW w:w="1295" w:type="dxa"/>
           </w:tcPr>
-          <w:p/>
+          <w:p>
+            <w:r>
+              <w:t>390</w:t>
+            </w:r>
+          </w:p>
         </w:tc>
         <w:tc>
           <w:tcPr>
             <w:tcW w:w="1230" w:type="dxa"/>
           </w:tcPr>
-          <w:p/>
+          <w:p>
+            <w:r>
+              <w:t>517</w:t>
+            </w:r>
+          </w:p>
         </w:tc>
         <w:tc>
           <w:tcPr>
             <w:tcW w:w="1294" w:type="dxa"/>
           </w:tcPr>
-          <w:p/>
+          <w:p>
+            <w:r>
+              <w:t>100</w:t>
+            </w:r>
+          </w:p>
         </w:tc>
         <w:tc>
           <w:tcPr>
             <w:tcW w:w="1314" w:type="dxa"/>
           </w:tcPr>
-          <w:p/>
+          <w:p>
+            <w:r>
+              <w:t>0%</w:t>
+            </w:r>
+          </w:p>
         </w:tc>
         <w:tc>
           <w:tcPr>
             <w:tcW w:w="1459" w:type="dxa"/>
           </w:tcPr>
-          <w:p/>
+          <w:p>
+            <w:r>
+              <w:t>RPS et RT up and down de 100 périodique</w:t>
+            </w:r>
+            <w:r>
+              <w:t>ment</w:t>
+            </w:r>
+          </w:p>
         </w:tc>
       </w:tr>
       <w:tr>
@@ -652,6 +719,9 @@
             <w:r>
               <w:t>30</w:t>
             </w:r>
+            <w:r>
+              <w:t xml:space="preserve"> (3/sec)</w:t>
+            </w:r>
           </w:p>
         </w:tc>
         <w:tc>
@@ -727,37 +797,85 @@
           <w:tcPr>
             <w:tcW w:w="1168" w:type="dxa"/>
           </w:tcPr>
-          <w:p/>
-        </w:tc>
-        <w:tc>
-          <w:tcPr>
-            <w:tcW w:w="1303" w:type="dxa"/>
-          </w:tcPr>
-          <w:p/>
-        </w:tc>
-        <w:tc>
-          <w:tcPr>
-            <w:tcW w:w="1303" w:type="dxa"/>
-          </w:tcPr>
-          <w:p/>
-        </w:tc>
-        <w:tc>
-          <w:tcPr>
-            <w:tcW w:w="1303" w:type="dxa"/>
-          </w:tcPr>
-          <w:p/>
+          <w:p>
+            <w:r>
+              <w:t>75 (5/sec)</w:t>
+            </w:r>
+          </w:p>
+        </w:tc>
+        <w:tc>
+          <w:tcPr>
+            <w:tcW w:w="1303" w:type="dxa"/>
+          </w:tcPr>
+          <w:p>
+            <w:r>
+              <w:t>410</w:t>
+            </w:r>
+          </w:p>
+        </w:tc>
+        <w:tc>
+          <w:tcPr>
+            <w:tcW w:w="1303" w:type="dxa"/>
+          </w:tcPr>
+          <w:p>
+            <w:r>
+              <w:t>447</w:t>
+            </w:r>
+          </w:p>
+        </w:tc>
+        <w:tc>
+          <w:tcPr>
+            <w:tcW w:w="1303" w:type="dxa"/>
+          </w:tcPr>
+          <w:p>
+            <w:pPr>
+              <w:rPr>
+                <w:color w:val="FF0000"/>
+              </w:rPr>
+            </w:pPr>
+            <w:r>
+              <w:rPr>
+                <w:color w:val="FF0000"/>
+              </w:rPr>
+              <w:t>200</w:t>
+            </w:r>
+          </w:p>
         </w:tc>
         <w:tc>
           <w:tcPr>
             <w:tcW w:w="1304" w:type="dxa"/>
           </w:tcPr>
-          <w:p/>
+          <w:p>
+            <w:r>
+              <w:t>0%</w:t>
+            </w:r>
+          </w:p>
         </w:tc>
         <w:tc>
           <w:tcPr>
             <w:tcW w:w="1304" w:type="dxa"/>
           </w:tcPr>
-          <w:p/>
+          <w:p>
+            <w:r>
+              <w:t xml:space="preserve">Max 13 </w:t>
+            </w:r>
+            <w:proofErr w:type="spellStart"/>
+            <w:r>
+              <w:t>pods</w:t>
+            </w:r>
+            <w:proofErr w:type="spellEnd"/>
+            <w:r>
+              <w:t xml:space="preserve"> ouvert en même temps</w:t>
+            </w:r>
+            <w:r>
+              <w:t xml:space="preserve">, +150% </w:t>
+            </w:r>
+            <w:proofErr w:type="spellStart"/>
+            <w:r>
+              <w:t>users</w:t>
+            </w:r>
+            <w:proofErr w:type="spellEnd"/>
+          </w:p>
         </w:tc>
       </w:tr>
       <w:tr>
@@ -768,43 +886,100 @@
           <w:tcPr>
             <w:tcW w:w="1757" w:type="dxa"/>
           </w:tcPr>
-          <w:p/>
+          <w:p>
+            <w:r>
+              <w:t>Hypothèse #2</w:t>
+            </w:r>
+          </w:p>
         </w:tc>
         <w:tc>
           <w:tcPr>
             <w:tcW w:w="1168" w:type="dxa"/>
           </w:tcPr>
-          <w:p/>
-        </w:tc>
-        <w:tc>
-          <w:tcPr>
-            <w:tcW w:w="1303" w:type="dxa"/>
-          </w:tcPr>
-          <w:p/>
-        </w:tc>
-        <w:tc>
-          <w:tcPr>
-            <w:tcW w:w="1303" w:type="dxa"/>
-          </w:tcPr>
-          <w:p/>
-        </w:tc>
-        <w:tc>
-          <w:tcPr>
-            <w:tcW w:w="1303" w:type="dxa"/>
-          </w:tcPr>
-          <w:p/>
+          <w:p>
+            <w:r>
+              <w:t>50</w:t>
+            </w:r>
+          </w:p>
+        </w:tc>
+        <w:tc>
+          <w:tcPr>
+            <w:tcW w:w="1303" w:type="dxa"/>
+          </w:tcPr>
+          <w:p>
+            <w:r>
+              <w:t>383</w:t>
+            </w:r>
+          </w:p>
+        </w:tc>
+        <w:tc>
+          <w:tcPr>
+            <w:tcW w:w="1303" w:type="dxa"/>
+          </w:tcPr>
+          <w:p>
+            <w:r>
+              <w:t>436</w:t>
+            </w:r>
+          </w:p>
+        </w:tc>
+        <w:tc>
+          <w:tcPr>
+            <w:tcW w:w="1303" w:type="dxa"/>
+          </w:tcPr>
+          <w:p>
+            <w:pPr>
+              <w:rPr>
+                <w:color w:val="FF0000"/>
+              </w:rPr>
+            </w:pPr>
+            <w:r>
+              <w:rPr>
+                <w:color w:val="FF0000"/>
+              </w:rPr>
+              <w:t>220</w:t>
+            </w:r>
+          </w:p>
         </w:tc>
         <w:tc>
           <w:tcPr>
             <w:tcW w:w="1304" w:type="dxa"/>
           </w:tcPr>
-          <w:p/>
+          <w:p>
+            <w:r>
+              <w:t>0%</w:t>
+            </w:r>
+          </w:p>
         </w:tc>
         <w:tc>
           <w:tcPr>
             <w:tcW w:w="1304" w:type="dxa"/>
           </w:tcPr>
-          <w:p/>
+          <w:p>
+            <w:proofErr w:type="spellStart"/>
+            <w:r>
+              <w:t>Request</w:t>
+            </w:r>
+            <w:proofErr w:type="spellEnd"/>
+            <w:r>
+              <w:t xml:space="preserve"> = 4 </w:t>
+            </w:r>
+            <w:proofErr w:type="spellStart"/>
+            <w:r>
+              <w:t>cpu</w:t>
+            </w:r>
+            <w:proofErr w:type="spellEnd"/>
+            <w:r>
+              <w:t xml:space="preserve"> +8gi, </w:t>
+            </w:r>
+            <w:proofErr w:type="spellStart"/>
+            <w:r>
+              <w:t>Limits</w:t>
+            </w:r>
+            <w:proofErr w:type="spellEnd"/>
+            <w:r>
+              <w:t xml:space="preserve"> = 6cpu + 12gi</w:t>
+            </w:r>
+          </w:p>
         </w:tc>
       </w:tr>
       <w:tr>
@@ -999,463 +1174,495 @@
     <w:p/>
     <w:p>
       <w:r>
+        <w:t>Hypothèse #1 :</w:t>
+      </w:r>
+    </w:p>
+    <w:p>
+      <w:r>
+        <w:t>Augmenter l</w:t>
+      </w:r>
+      <w:r>
+        <w:t xml:space="preserve">es </w:t>
+      </w:r>
+      <w:proofErr w:type="spellStart"/>
+      <w:r>
+        <w:t>replicas</w:t>
+      </w:r>
+      <w:proofErr w:type="spellEnd"/>
+      <w:r>
+        <w:t xml:space="preserve"> (HPA) améliore grandement les RTS</w:t>
+      </w:r>
+      <w:r>
+        <w:t xml:space="preserve"> </w:t>
+      </w:r>
+      <w:r>
+        <w:t>pour un RPS légèrement supérieur.</w:t>
+      </w:r>
+    </w:p>
+    <w:p>
+      <w:r>
+        <w:lastRenderedPageBreak/>
+        <w:t>Justification</w:t>
+      </w:r>
+      <w:r>
+        <w:t> :</w:t>
+      </w:r>
+    </w:p>
+    <w:p>
+      <w:r>
+        <w:t>Mise à l'échelle horizontale répart</w:t>
+      </w:r>
+      <w:r>
+        <w:t xml:space="preserve">it la charge sur plus de </w:t>
+      </w:r>
+      <w:proofErr w:type="spellStart"/>
+      <w:r>
+        <w:t>pods</w:t>
+      </w:r>
+      <w:proofErr w:type="spellEnd"/>
+      <w:r>
+        <w:t>.</w:t>
+      </w:r>
+    </w:p>
+    <w:p>
+      <w:r>
+        <w:t>Observations :</w:t>
+      </w:r>
+    </w:p>
+    <w:p>
+      <w:r>
+        <w:t xml:space="preserve">Comparer à notre </w:t>
+      </w:r>
+      <w:proofErr w:type="spellStart"/>
+      <w:r>
+        <w:t>baseline</w:t>
+      </w:r>
+      <w:proofErr w:type="spellEnd"/>
+      <w:r>
+        <w:t xml:space="preserve"> à 30 </w:t>
+      </w:r>
+      <w:proofErr w:type="spellStart"/>
+      <w:r>
+        <w:t>users</w:t>
+      </w:r>
+      <w:proofErr w:type="spellEnd"/>
+      <w:r>
+        <w:t xml:space="preserve"> à 3/sec, nous avons une amélioration du RPS moyen de 31% et une diminution de 55% du </w:t>
+      </w:r>
+      <w:proofErr w:type="spellStart"/>
+      <w:r>
+        <w:t>Avg</w:t>
+      </w:r>
+      <w:proofErr w:type="spellEnd"/>
+      <w:r>
+        <w:t xml:space="preserve"> RT. Pour en arriver au point critique où nous avons un RT &lt;= à 200ms, nous avons 13 réplicas qui sont ouverts à la fois et 75 user à 5/sec ce qui représente une amélioration de 150% du nombre d’utilisateur.</w:t>
+      </w:r>
+    </w:p>
+    <w:p/>
+    <w:p>
+      <w:r>
+        <w:t>Hypothèse #2 :</w:t>
+      </w:r>
+    </w:p>
+    <w:p>
+      <w:r>
+        <w:t>"Allouer plus de CPU/</w:t>
+      </w:r>
+      <w:proofErr w:type="spellStart"/>
+      <w:r>
+        <w:t>memory</w:t>
+      </w:r>
+      <w:proofErr w:type="spellEnd"/>
+      <w:r>
+        <w:t xml:space="preserve"> par </w:t>
+      </w:r>
+      <w:proofErr w:type="spellStart"/>
+      <w:r>
+        <w:t>pod</w:t>
+      </w:r>
+      <w:proofErr w:type="spellEnd"/>
+      <w:r>
+        <w:t xml:space="preserve"> (</w:t>
+      </w:r>
+      <w:proofErr w:type="spellStart"/>
+      <w:r>
+        <w:t>reques</w:t>
+      </w:r>
+      <w:r>
+        <w:t>ts</w:t>
+      </w:r>
+      <w:proofErr w:type="spellEnd"/>
+      <w:r>
+        <w:t>/</w:t>
+      </w:r>
+      <w:proofErr w:type="spellStart"/>
+      <w:r>
+        <w:t>limits</w:t>
+      </w:r>
+      <w:proofErr w:type="spellEnd"/>
+      <w:r>
+        <w:t>) réduit les goulots."</w:t>
+      </w:r>
+      <w:r>
+        <w:t xml:space="preserve"> </w:t>
+      </w:r>
+    </w:p>
+    <w:p>
+      <w:r>
+        <w:t>Justification</w:t>
+      </w:r>
+      <w:r>
+        <w:t> :</w:t>
+      </w:r>
+    </w:p>
+    <w:p>
+      <w:r>
+        <w:t xml:space="preserve">"Évite le </w:t>
+      </w:r>
+      <w:proofErr w:type="spellStart"/>
+      <w:r>
+        <w:t>throttl</w:t>
+      </w:r>
+      <w:r>
+        <w:t>ing</w:t>
+      </w:r>
+      <w:proofErr w:type="spellEnd"/>
+      <w:r>
+        <w:t xml:space="preserve"> </w:t>
+      </w:r>
+      <w:proofErr w:type="spellStart"/>
+      <w:r>
+        <w:t>Kubernetes</w:t>
+      </w:r>
+      <w:proofErr w:type="spellEnd"/>
+      <w:r>
+        <w:t xml:space="preserve"> sur ressources."</w:t>
+      </w:r>
+    </w:p>
+    <w:p>
+      <w:r>
+        <w:t>Observations :</w:t>
+      </w:r>
+    </w:p>
+    <w:p>
+      <w:r>
+        <w:t xml:space="preserve">Nous avons une amélioration du RPS moyen de 11% comparé au </w:t>
+      </w:r>
+      <w:proofErr w:type="spellStart"/>
+      <w:r>
+        <w:t>baseline</w:t>
+      </w:r>
+      <w:proofErr w:type="spellEnd"/>
+      <w:r>
+        <w:t xml:space="preserve"> ainsi qu’un</w:t>
+      </w:r>
+      <w:r>
+        <w:t>e</w:t>
+      </w:r>
+      <w:r>
+        <w:t xml:space="preserve"> amélioration du RT moyen de 50%. Pour en arriver au point critique, nous avons atteint le </w:t>
+      </w:r>
+      <w:r>
+        <w:t xml:space="preserve">220ms de RT pour 50 </w:t>
+      </w:r>
+      <w:proofErr w:type="spellStart"/>
+      <w:r>
+        <w:t>users</w:t>
+      </w:r>
+      <w:proofErr w:type="spellEnd"/>
+      <w:r>
+        <w:t xml:space="preserve"> avec un RPS moyen de 383. Le minimum demandé à été de 4 CPU et 8Gi de mémoire pour une limite de 6 CPU et 12Gi de mémoire. </w:t>
+      </w:r>
+    </w:p>
+    <w:p>
+      <w:r>
+        <w:t>Hypothèse #3 :</w:t>
+      </w:r>
+    </w:p>
+    <w:p>
+      <w:r>
+        <w:t xml:space="preserve">"Exposer via </w:t>
+      </w:r>
+      <w:proofErr w:type="spellStart"/>
+      <w:r>
+        <w:t>NodePort</w:t>
+      </w:r>
+      <w:proofErr w:type="spellEnd"/>
+      <w:r>
+        <w:t xml:space="preserve"> &gt; </w:t>
+      </w:r>
+      <w:proofErr w:type="spellStart"/>
+      <w:r>
+        <w:t>ClusterIP</w:t>
+      </w:r>
+      <w:proofErr w:type="spellEnd"/>
+      <w:r>
+        <w:t xml:space="preserve"> pour </w:t>
+      </w:r>
+      <w:proofErr w:type="spellStart"/>
+      <w:r>
+        <w:t>Locust</w:t>
+      </w:r>
+      <w:proofErr w:type="spellEnd"/>
+      <w:r>
+        <w:t>."</w:t>
+      </w:r>
+    </w:p>
+    <w:p>
+      <w:r>
+        <w:t>Justification :</w:t>
+      </w:r>
+    </w:p>
+    <w:p>
+      <w:r>
+        <w:t xml:space="preserve">"Meilleure accessibilité réseau sous </w:t>
+      </w:r>
+      <w:proofErr w:type="spellStart"/>
+      <w:r>
+        <w:t>Minikube</w:t>
+      </w:r>
+      <w:proofErr w:type="spellEnd"/>
+      <w:r>
+        <w:t>."</w:t>
+      </w:r>
+    </w:p>
+    <w:p>
+      <w:r>
+        <w:t>Observations :</w:t>
+      </w:r>
+    </w:p>
+    <w:p>
+      <w:r>
+        <w:t>"'+10-20% RPS max."</w:t>
+      </w:r>
+    </w:p>
+    <w:p/>
+    <w:p>
+      <w:r>
+        <w:t>Hypoth</w:t>
+      </w:r>
+      <w:r>
+        <w:t>èse #4</w:t>
+      </w:r>
+      <w:r>
+        <w:t> :</w:t>
+      </w:r>
+    </w:p>
+    <w:p>
+      <w:r>
+        <w:t xml:space="preserve">"Utiliser des volumes persistants </w:t>
+      </w:r>
+      <w:r>
+        <w:t xml:space="preserve">accélère les I/O vs. </w:t>
+      </w:r>
+      <w:proofErr w:type="spellStart"/>
+      <w:proofErr w:type="gramStart"/>
+      <w:r>
+        <w:t>emptyDir</w:t>
+      </w:r>
+      <w:proofErr w:type="spellEnd"/>
+      <w:proofErr w:type="gramEnd"/>
+      <w:r>
+        <w:t>."</w:t>
+      </w:r>
+    </w:p>
+    <w:p>
+      <w:r>
+        <w:t>Justification :</w:t>
+      </w:r>
+    </w:p>
+    <w:p>
+      <w:r>
+        <w:t>"Persistance réduit les latenc</w:t>
+      </w:r>
+      <w:r>
+        <w:t>es disque."</w:t>
+      </w:r>
+    </w:p>
+    <w:p>
+      <w:r>
+        <w:lastRenderedPageBreak/>
+        <w:t>Observations :</w:t>
+      </w:r>
+    </w:p>
+    <w:p>
+      <w:r>
+        <w:t>"'-20% temps I/O."</w:t>
+      </w:r>
+    </w:p>
+    <w:p>
+      <w:r>
+        <w:t>Hypothèse #5 :</w:t>
+      </w:r>
+    </w:p>
+    <w:p>
+      <w:r>
+        <w:t xml:space="preserve">"Secrets pour config sensible </w:t>
+      </w:r>
+      <w:r>
+        <w:t>évite fuites sans impact perf."</w:t>
+      </w:r>
+    </w:p>
+    <w:p>
+      <w:r>
+        <w:t>Justification :</w:t>
+      </w:r>
+    </w:p>
+    <w:p>
+      <w:r>
+        <w:t>"S</w:t>
+      </w:r>
+      <w:r>
+        <w:t xml:space="preserve">écurise sans </w:t>
+      </w:r>
+      <w:proofErr w:type="spellStart"/>
+      <w:r>
+        <w:t>overhead</w:t>
+      </w:r>
+      <w:proofErr w:type="spellEnd"/>
+      <w:r>
+        <w:t xml:space="preserve"> notable."</w:t>
+      </w:r>
+    </w:p>
+    <w:p>
+      <w:r>
+        <w:t>Observations :</w:t>
+      </w:r>
+    </w:p>
+    <w:p>
+      <w:r>
+        <w:t>"RPS stable."</w:t>
+      </w:r>
+    </w:p>
+    <w:p/>
+    <w:p>
+      <w:r>
+        <w:t>Hypothèse #6 :</w:t>
+      </w:r>
+    </w:p>
+    <w:p>
+      <w:r>
         <w:t>"</w:t>
       </w:r>
       <w:proofErr w:type="spellStart"/>
       <w:r>
-        <w:t>Hypothèse","Justification</w:t>
-      </w:r>
-      <w:proofErr w:type="spellEnd"/>
-      <w:r>
-        <w:t>","Mesure attendue"</w:t>
-      </w:r>
-    </w:p>
-    <w:p>
-      <w:r>
-        <w:t>Hypothèse #1 :</w:t>
-      </w:r>
-    </w:p>
-    <w:p>
-      <w:r>
-        <w:t xml:space="preserve">"Augmenter les </w:t>
-      </w:r>
-      <w:proofErr w:type="spellStart"/>
-      <w:r>
-        <w:t>replicas</w:t>
-      </w:r>
-      <w:proofErr w:type="spellEnd"/>
-      <w:r>
-        <w:t xml:space="preserve"> (HPA) double les RPS sans dé</w:t>
-      </w:r>
-      <w:r>
-        <w:t xml:space="preserve">passer 200ms de </w:t>
-      </w:r>
-      <w:proofErr w:type="spellStart"/>
-      <w:r>
-        <w:t>response</w:t>
-      </w:r>
-      <w:proofErr w:type="spellEnd"/>
-      <w:r>
-        <w:t xml:space="preserve"> time."</w:t>
-      </w:r>
-    </w:p>
-    <w:p>
-      <w:r>
-        <w:t>Résultat attendu :</w:t>
-      </w:r>
-    </w:p>
-    <w:p>
-      <w:r>
-        <w:t>"Mise à l'échelle horizontale répart</w:t>
-      </w:r>
-      <w:r>
-        <w:t xml:space="preserve">it la charge sur plus de </w:t>
-      </w:r>
-      <w:proofErr w:type="spellStart"/>
-      <w:r>
-        <w:t>pods</w:t>
-      </w:r>
-      <w:proofErr w:type="spellEnd"/>
+        <w:t>DaemonSet</w:t>
+      </w:r>
+      <w:proofErr w:type="spellEnd"/>
+      <w:r>
+        <w:t xml:space="preserve"> pour </w:t>
+      </w:r>
+      <w:proofErr w:type="spellStart"/>
+      <w:r>
+        <w:t>logging</w:t>
+      </w:r>
+      <w:proofErr w:type="spellEnd"/>
+      <w:r>
+        <w:t xml:space="preserve"> amélio</w:t>
+      </w:r>
+      <w:r>
+        <w:t>re monitoring sans baisse RPS."</w:t>
+      </w:r>
+    </w:p>
+    <w:p>
+      <w:r>
+        <w:t>Justification :</w:t>
+      </w:r>
+    </w:p>
+    <w:p>
+      <w:r>
+        <w:t>"Déploiemen</w:t>
+      </w:r>
+      <w:r>
+        <w:t>t par nœud pour observabilité."</w:t>
+      </w:r>
+    </w:p>
+    <w:p>
+      <w:r>
+        <w:t>Observations :</w:t>
+      </w:r>
+    </w:p>
+    <w:p>
+      <w:r>
+        <w:t>"Pas de chute &gt;5%."</w:t>
+      </w:r>
+    </w:p>
+    <w:p>
+      <w:r>
+        <w:t>Hypothèse #7 :</w:t>
+      </w:r>
+    </w:p>
+    <w:p>
+      <w:r>
+        <w:t>"Auto-</w:t>
+      </w:r>
+      <w:proofErr w:type="spellStart"/>
+      <w:r>
+        <w:t>scaling</w:t>
+      </w:r>
+      <w:proofErr w:type="spellEnd"/>
+      <w:r>
+        <w:t xml:space="preserve"> ver</w:t>
+      </w:r>
+      <w:r>
+        <w:t xml:space="preserve">tical (VPA) optimise vs. </w:t>
+      </w:r>
+      <w:proofErr w:type="gramStart"/>
+      <w:r>
+        <w:t>fixe</w:t>
+      </w:r>
+      <w:proofErr w:type="gramEnd"/>
       <w:r>
         <w:t>."</w:t>
       </w:r>
     </w:p>
     <w:p>
       <w:r>
+        <w:t>Justification :</w:t>
+      </w:r>
+    </w:p>
+    <w:p>
+      <w:r>
+        <w:t>"Aj</w:t>
+      </w:r>
+      <w:r>
+        <w:t>uste dynamiquement ressources."</w:t>
+      </w:r>
+    </w:p>
+    <w:p>
+      <w:r>
         <w:t>Observations :</w:t>
       </w:r>
     </w:p>
     <w:p>
       <w:r>
-        <w:t>"'+50-100% RPS."</w:t>
-      </w:r>
-    </w:p>
-    <w:p/>
-    <w:p/>
-    <w:p>
-      <w:r>
-        <w:lastRenderedPageBreak/>
-        <w:t>Hypothèse #2 :</w:t>
-      </w:r>
-    </w:p>
-    <w:p>
-      <w:r>
-        <w:t>"Allouer plus de CPU/</w:t>
-      </w:r>
-      <w:proofErr w:type="spellStart"/>
-      <w:r>
-        <w:t>memory</w:t>
-      </w:r>
-      <w:proofErr w:type="spellEnd"/>
-      <w:r>
-        <w:t xml:space="preserve"> par </w:t>
-      </w:r>
-      <w:proofErr w:type="spellStart"/>
-      <w:r>
-        <w:t>pod</w:t>
-      </w:r>
-      <w:proofErr w:type="spellEnd"/>
-      <w:r>
-        <w:t xml:space="preserve"> (</w:t>
-      </w:r>
-      <w:proofErr w:type="spellStart"/>
-      <w:r>
-        <w:t>reques</w:t>
-      </w:r>
-      <w:r>
-        <w:t>ts</w:t>
-      </w:r>
-      <w:proofErr w:type="spellEnd"/>
-      <w:r>
-        <w:t>/</w:t>
-      </w:r>
-      <w:proofErr w:type="spellStart"/>
-      <w:r>
-        <w:t>limits</w:t>
-      </w:r>
-      <w:proofErr w:type="spellEnd"/>
-      <w:r>
-        <w:t>) réduit les goulots."</w:t>
-      </w:r>
-      <w:r>
-        <w:t xml:space="preserve"> </w:t>
-      </w:r>
-    </w:p>
-    <w:p>
-      <w:r>
-        <w:t>Résultat attendu :</w:t>
-      </w:r>
-    </w:p>
-    <w:p>
-      <w:r>
-        <w:t xml:space="preserve">"Évite le </w:t>
-      </w:r>
-      <w:proofErr w:type="spellStart"/>
-      <w:r>
-        <w:t>throttl</w:t>
-      </w:r>
-      <w:r>
-        <w:t>ing</w:t>
-      </w:r>
-      <w:proofErr w:type="spellEnd"/>
-      <w:r>
-        <w:t xml:space="preserve"> </w:t>
-      </w:r>
-      <w:proofErr w:type="spellStart"/>
-      <w:r>
-        <w:t>Kubernetes</w:t>
-      </w:r>
-      <w:proofErr w:type="spellEnd"/>
-      <w:r>
-        <w:t xml:space="preserve"> sur ressources."</w:t>
-      </w:r>
-    </w:p>
-    <w:p>
-      <w:r>
-        <w:t>Observations :</w:t>
-      </w:r>
-    </w:p>
-    <w:p>
-      <w:r>
-        <w:t>"</w:t>
-      </w:r>
-      <w:proofErr w:type="spellStart"/>
-      <w:r>
-        <w:t>Response</w:t>
-      </w:r>
-      <w:proofErr w:type="spellEnd"/>
-      <w:r>
-        <w:t xml:space="preserve"> time &lt;200ms sous charge."</w:t>
-      </w:r>
-    </w:p>
-    <w:p>
-      <w:r>
-        <w:t>Hypothèse #3 :</w:t>
-      </w:r>
-    </w:p>
-    <w:p>
-      <w:r>
-        <w:t xml:space="preserve">"Utiliser des volumes persistants </w:t>
-      </w:r>
-      <w:r>
-        <w:t xml:space="preserve">accélère les I/O vs. </w:t>
-      </w:r>
-      <w:proofErr w:type="spellStart"/>
-      <w:proofErr w:type="gramStart"/>
-      <w:r>
-        <w:t>emptyDir</w:t>
-      </w:r>
-      <w:proofErr w:type="spellEnd"/>
-      <w:proofErr w:type="gramEnd"/>
+        <w:t>"'+30% capacité max."</w:t>
+      </w:r>
+    </w:p>
+    <w:p>
+      <w:r>
+        <w:t>Hypothèse #8 :</w:t>
+      </w:r>
+    </w:p>
+    <w:p>
+      <w:r>
+        <w:t>"Optimiser image Docker (mu</w:t>
+      </w:r>
+      <w:r>
+        <w:t xml:space="preserve">lti-stage) réduit cold </w:t>
+      </w:r>
+      <w:proofErr w:type="spellStart"/>
+      <w:r>
+        <w:t>starts</w:t>
+      </w:r>
+      <w:proofErr w:type="spellEnd"/>
       <w:r>
         <w:t>."</w:t>
       </w:r>
     </w:p>
     <w:p>
       <w:r>
-        <w:t>Résultat attendu :</w:t>
-      </w:r>
-    </w:p>
-    <w:p>
-      <w:r>
-        <w:t>"Persistance réduit les latenc</w:t>
-      </w:r>
-      <w:r>
-        <w:t>es disque."</w:t>
-      </w:r>
-    </w:p>
-    <w:p>
-      <w:r>
-        <w:t>Observations :</w:t>
-      </w:r>
-    </w:p>
-    <w:p>
-      <w:r>
-        <w:t>"'-20% temps I/O."</w:t>
-      </w:r>
-    </w:p>
-    <w:p>
-      <w:r>
-        <w:t>Hypothèse #5 :</w:t>
-      </w:r>
-    </w:p>
-    <w:p>
-      <w:r>
-        <w:t xml:space="preserve">"Exposer via </w:t>
-      </w:r>
-      <w:proofErr w:type="spellStart"/>
-      <w:r>
-        <w:t>Nod</w:t>
-      </w:r>
-      <w:r>
-        <w:t>ePort</w:t>
-      </w:r>
-      <w:proofErr w:type="spellEnd"/>
-      <w:r>
-        <w:t xml:space="preserve"> &gt; </w:t>
-      </w:r>
-      <w:proofErr w:type="spellStart"/>
-      <w:r>
-        <w:t>ClusterIP</w:t>
-      </w:r>
-      <w:proofErr w:type="spellEnd"/>
-      <w:r>
-        <w:t xml:space="preserve"> pour </w:t>
-      </w:r>
-      <w:proofErr w:type="spellStart"/>
-      <w:r>
-        <w:t>Locust</w:t>
-      </w:r>
-      <w:proofErr w:type="spellEnd"/>
-      <w:r>
-        <w:t>."</w:t>
-      </w:r>
-    </w:p>
-    <w:p>
-      <w:r>
-        <w:t>Résultat attendu :</w:t>
-      </w:r>
-    </w:p>
-    <w:p>
-      <w:r>
-        <w:t>"Meilleure acces</w:t>
-      </w:r>
-      <w:r>
-        <w:t xml:space="preserve">sibilité réseau sous </w:t>
-      </w:r>
-      <w:proofErr w:type="spellStart"/>
-      <w:r>
-        <w:t>Minikube</w:t>
-      </w:r>
-      <w:proofErr w:type="spellEnd"/>
-      <w:r>
-        <w:t>."</w:t>
-      </w:r>
-    </w:p>
-    <w:p>
-      <w:r>
-        <w:t>Observations :</w:t>
-      </w:r>
-    </w:p>
-    <w:p>
-      <w:r>
-        <w:t>"'+10-20% RPS max."</w:t>
-      </w:r>
-    </w:p>
-    <w:p>
-      <w:r>
-        <w:t>Hypothèse #5 :</w:t>
-      </w:r>
-    </w:p>
-    <w:p>
-      <w:r>
-        <w:t xml:space="preserve">"Secrets pour config sensible </w:t>
-      </w:r>
-      <w:r>
-        <w:t>évite fuites sans impact perf."</w:t>
-      </w:r>
-    </w:p>
-    <w:p>
-      <w:r>
-        <w:t>Résultat attendu :</w:t>
-      </w:r>
-    </w:p>
-    <w:p>
-      <w:r>
-        <w:t>"S</w:t>
-      </w:r>
-      <w:r>
-        <w:t xml:space="preserve">écurise sans </w:t>
-      </w:r>
-      <w:proofErr w:type="spellStart"/>
-      <w:r>
-        <w:t>overhead</w:t>
-      </w:r>
-      <w:proofErr w:type="spellEnd"/>
-      <w:r>
-        <w:t xml:space="preserve"> notable."</w:t>
-      </w:r>
-    </w:p>
-    <w:p>
-      <w:r>
-        <w:t>Observations :</w:t>
-      </w:r>
-    </w:p>
-    <w:p>
-      <w:r>
-        <w:t>"RPS stable."</w:t>
-      </w:r>
-    </w:p>
-    <w:p/>
-    <w:p>
-      <w:r>
-        <w:lastRenderedPageBreak/>
-        <w:t>Hypothèse #6 :</w:t>
-      </w:r>
-    </w:p>
-    <w:p>
-      <w:r>
-        <w:t>"</w:t>
-      </w:r>
-      <w:proofErr w:type="spellStart"/>
-      <w:r>
-        <w:t>DaemonSet</w:t>
-      </w:r>
-      <w:proofErr w:type="spellEnd"/>
-      <w:r>
-        <w:t xml:space="preserve"> pour </w:t>
-      </w:r>
-      <w:proofErr w:type="spellStart"/>
-      <w:r>
-        <w:t>logging</w:t>
-      </w:r>
-      <w:proofErr w:type="spellEnd"/>
-      <w:r>
-        <w:t xml:space="preserve"> amélio</w:t>
-      </w:r>
-      <w:r>
-        <w:t>re monitoring sans baisse RPS."</w:t>
-      </w:r>
-    </w:p>
-    <w:p>
-      <w:r>
-        <w:t>Résultat attendu :</w:t>
-      </w:r>
-    </w:p>
-    <w:p>
-      <w:r>
-        <w:t>"Déploiemen</w:t>
-      </w:r>
-      <w:r>
-        <w:t>t par nœud pour observabilité."</w:t>
-      </w:r>
-    </w:p>
-    <w:p>
-      <w:r>
-        <w:t>Observations :</w:t>
-      </w:r>
-    </w:p>
-    <w:p>
-      <w:r>
-        <w:t>"Pas de chute &gt;5%."</w:t>
-      </w:r>
-    </w:p>
-    <w:p>
-      <w:r>
-        <w:t>Hypothèse #7 :</w:t>
-      </w:r>
-    </w:p>
-    <w:p>
-      <w:r>
-        <w:t>"Auto-</w:t>
-      </w:r>
-      <w:proofErr w:type="spellStart"/>
-      <w:r>
-        <w:t>scaling</w:t>
-      </w:r>
-      <w:proofErr w:type="spellEnd"/>
-      <w:r>
-        <w:t xml:space="preserve"> ver</w:t>
-      </w:r>
-      <w:r>
-        <w:t xml:space="preserve">tical (VPA) optimise vs. </w:t>
-      </w:r>
-      <w:proofErr w:type="gramStart"/>
-      <w:r>
-        <w:t>fixe</w:t>
-      </w:r>
-      <w:proofErr w:type="gramEnd"/>
-      <w:r>
-        <w:t>."</w:t>
-      </w:r>
-    </w:p>
-    <w:p>
-      <w:r>
-        <w:t>Résultat attendu :</w:t>
-      </w:r>
-    </w:p>
-    <w:p>
-      <w:r>
-        <w:t>"Aj</w:t>
-      </w:r>
-      <w:r>
-        <w:t>uste dynamiquement ressources."</w:t>
-      </w:r>
-    </w:p>
-    <w:p>
-      <w:r>
-        <w:t>Observations :</w:t>
-      </w:r>
-    </w:p>
-    <w:p>
-      <w:r>
-        <w:t>"'+30% capacité max."</w:t>
-      </w:r>
-    </w:p>
-    <w:p>
-      <w:r>
-        <w:t>Hypothèse #8 :</w:t>
-      </w:r>
-    </w:p>
-    <w:p>
-      <w:r>
-        <w:t>"Optimiser image Docker (mu</w:t>
-      </w:r>
-      <w:r>
-        <w:t xml:space="preserve">lti-stage) réduit cold </w:t>
-      </w:r>
-      <w:proofErr w:type="spellStart"/>
-      <w:r>
-        <w:t>starts</w:t>
-      </w:r>
-      <w:proofErr w:type="spellEnd"/>
-      <w:r>
-        <w:t>."</w:t>
-      </w:r>
-    </w:p>
-    <w:p>
-      <w:r>
-        <w:t>Résultat attendu :</w:t>
+        <w:t>Justification :</w:t>
       </w:r>
     </w:p>
     <w:p>
@@ -1485,6 +1692,7 @@
         <w:rPr>
           <w:lang w:val="en-US"/>
         </w:rPr>
+        <w:lastRenderedPageBreak/>
         <w:t>Observations :</w:t>
       </w:r>
       <w:proofErr w:type="gramEnd"/>
@@ -1671,7 +1879,7 @@
   <w:style w:type="paragraph" w:default="1" w:styleId="Normal">
     <w:name w:val="Normal"/>
     <w:qFormat/>
-    <w:rsid w:val="00FE5796"/>
+    <w:rsid w:val="00B501B1"/>
   </w:style>
   <w:style w:type="character" w:default="1" w:styleId="Policepardfaut">
     <w:name w:val="Default Paragraph Font"/>
